--- a/zht/docx/154.content.docx
+++ b/zht/docx/154.content.docx
@@ -17698,6 +17698,1029 @@
     </w:p>
     <w:p>
       <w:pPr>
+        <w:pStyle w:val="Heading4"/>
+      </w:pPr>
+      <w:r>
+        <w:rPr>
+          <w:lang w:val="zh_TW" w:bidi="zh_TW"/>
+        </w:rPr>
+        <w:t>新約重要事件及其年代</w:t>
+      </w:r>
+    </w:p>
+    <w:tbl>
+      <w:tblPr>
+        <w:tblW w:type="auto" w:w="0"/>
+        <w:tblLook w:firstColumn="1" w:firstRow="1" w:lastColumn="0" w:lastRow="0" w:noHBand="0" w:noVBand="1" w:val="04A0"/>
+      </w:tblPr>
+      <w:tblGrid>
+        <w:gridCol w:w="4680"/>
+        <w:gridCol w:w="4680"/>
+      </w:tblGrid>
+      <w:tr>
+        <w:tc>
+          <w:tcPr>
+            <w:tcW w:type="dxa" w:w="4680"/>
+          </w:tcPr>
+          <w:p>
+            <w:pPr/>
+            <w:r>
+              <w:rPr>
+                <w:lang w:val="zh_TW" w:bidi="zh_TW"/>
+              </w:rPr>
+            </w:r>
+            <w:r>
+              <w:rPr>
+                <w:b/>
+                <w:lang w:val="zh_TW" w:bidi="zh_TW"/>
+              </w:rPr>
+              <w:t>年代</w:t>
+            </w:r>
+          </w:p>
+        </w:tc>
+        <w:tc>
+          <w:tcPr>
+            <w:tcW w:type="dxa" w:w="4680"/>
+          </w:tcPr>
+          <w:p>
+            <w:pPr/>
+            <w:r>
+              <w:rPr>
+                <w:lang w:val="zh_TW" w:bidi="zh_TW"/>
+              </w:rPr>
+            </w:r>
+            <w:r>
+              <w:rPr>
+                <w:b/>
+                <w:lang w:val="zh_TW" w:bidi="zh_TW"/>
+              </w:rPr>
+              <w:t>事件</w:t>
+            </w:r>
+          </w:p>
+        </w:tc>
+      </w:tr>
+      <w:tr>
+        <w:tc>
+          <w:tcPr>
+            <w:tcW w:type="dxa" w:w="4680"/>
+          </w:tcPr>
+          <w:p>
+            <w:pPr/>
+            <w:r>
+              <w:rPr>
+                <w:lang w:val="zh_TW" w:bidi="zh_TW"/>
+              </w:rPr>
+            </w:r>
+            <w:r>
+              <w:rPr>
+                <w:lang w:val="zh_TW" w:bidi="zh_TW"/>
+              </w:rPr>
+              <w:t>西元前7/6年</w:t>
+            </w:r>
+          </w:p>
+        </w:tc>
+        <w:tc>
+          <w:tcPr>
+            <w:tcW w:type="dxa" w:w="4680"/>
+          </w:tcPr>
+          <w:p>
+            <w:pPr/>
+            <w:r>
+              <w:rPr>
+                <w:lang w:val="zh_TW" w:bidi="zh_TW"/>
+              </w:rPr>
+            </w:r>
+            <w:r>
+              <w:rPr>
+                <w:lang w:val="zh_TW" w:bidi="zh_TW"/>
+              </w:rPr>
+              <w:t>基督降生</w:t>
+            </w:r>
+          </w:p>
+        </w:tc>
+      </w:tr>
+      <w:tr>
+        <w:tc>
+          <w:tcPr>
+            <w:tcW w:type="dxa" w:w="4680"/>
+          </w:tcPr>
+          <w:p>
+            <w:pPr/>
+            <w:r>
+              <w:rPr>
+                <w:lang w:val="zh_TW" w:bidi="zh_TW"/>
+              </w:rPr>
+            </w:r>
+            <w:r>
+              <w:rPr>
+                <w:lang w:val="zh_TW" w:bidi="zh_TW"/>
+              </w:rPr>
+              <w:t>西元6/7年</w:t>
+            </w:r>
+          </w:p>
+        </w:tc>
+        <w:tc>
+          <w:tcPr>
+            <w:tcW w:type="dxa" w:w="4680"/>
+          </w:tcPr>
+          <w:p>
+            <w:pPr/>
+            <w:r>
+              <w:rPr>
+                <w:lang w:val="zh_TW" w:bidi="zh_TW"/>
+              </w:rPr>
+            </w:r>
+            <w:r>
+              <w:rPr>
+                <w:lang w:val="zh_TW" w:bidi="zh_TW"/>
+              </w:rPr>
+              <w:t>耶穌在聖殿</w:t>
+            </w:r>
+          </w:p>
+        </w:tc>
+      </w:tr>
+      <w:tr>
+        <w:tc>
+          <w:tcPr>
+            <w:tcW w:type="dxa" w:w="4680"/>
+          </w:tcPr>
+          <w:p>
+            <w:pPr/>
+            <w:r>
+              <w:rPr>
+                <w:lang w:val="zh_TW" w:bidi="zh_TW"/>
+              </w:rPr>
+            </w:r>
+            <w:r>
+              <w:rPr>
+                <w:lang w:val="zh_TW" w:bidi="zh_TW"/>
+              </w:rPr>
+              <w:t>27年</w:t>
+            </w:r>
+          </w:p>
+        </w:tc>
+        <w:tc>
+          <w:tcPr>
+            <w:tcW w:type="dxa" w:w="4680"/>
+          </w:tcPr>
+          <w:p>
+            <w:pPr/>
+            <w:r>
+              <w:rPr>
+                <w:lang w:val="zh_TW" w:bidi="zh_TW"/>
+              </w:rPr>
+            </w:r>
+            <w:r>
+              <w:rPr>
+                <w:lang w:val="zh_TW" w:bidi="zh_TW"/>
+              </w:rPr>
+              <w:t>施洗約翰開始傳道</w:t>
+            </w:r>
+          </w:p>
+        </w:tc>
+      </w:tr>
+      <w:tr>
+        <w:tc>
+          <w:tcPr>
+            <w:tcW w:type="dxa" w:w="4680"/>
+          </w:tcPr>
+          <w:p>
+            <w:pPr/>
+            <w:r>
+              <w:rPr>
+                <w:lang w:val="zh_TW" w:bidi="zh_TW"/>
+              </w:rPr>
+            </w:r>
+            <w:r>
+              <w:rPr>
+                <w:lang w:val="zh_TW" w:bidi="zh_TW"/>
+              </w:rPr>
+              <w:t>27/28年</w:t>
+            </w:r>
+          </w:p>
+        </w:tc>
+        <w:tc>
+          <w:tcPr>
+            <w:tcW w:type="dxa" w:w="4680"/>
+          </w:tcPr>
+          <w:p>
+            <w:pPr/>
+            <w:r>
+              <w:rPr>
+                <w:lang w:val="zh_TW" w:bidi="zh_TW"/>
+              </w:rPr>
+            </w:r>
+            <w:r>
+              <w:rPr>
+                <w:lang w:val="zh_TW" w:bidi="zh_TW"/>
+              </w:rPr>
+              <w:t>基督受洗並開始傳道</w:t>
+            </w:r>
+          </w:p>
+        </w:tc>
+      </w:tr>
+      <w:tr>
+        <w:tc>
+          <w:tcPr>
+            <w:tcW w:type="dxa" w:w="4680"/>
+          </w:tcPr>
+          <w:p>
+            <w:pPr/>
+            <w:r>
+              <w:rPr>
+                <w:lang w:val="zh_TW" w:bidi="zh_TW"/>
+              </w:rPr>
+            </w:r>
+            <w:r>
+              <w:rPr>
+                <w:lang w:val="zh_TW" w:bidi="zh_TW"/>
+              </w:rPr>
+              <w:t>29/30年</w:t>
+            </w:r>
+          </w:p>
+        </w:tc>
+        <w:tc>
+          <w:tcPr>
+            <w:tcW w:type="dxa" w:w="4680"/>
+          </w:tcPr>
+          <w:p>
+            <w:pPr/>
+            <w:r>
+              <w:rPr>
+                <w:lang w:val="zh_TW" w:bidi="zh_TW"/>
+              </w:rPr>
+            </w:r>
+            <w:r>
+              <w:rPr>
+                <w:lang w:val="zh_TW" w:bidi="zh_TW"/>
+              </w:rPr>
+              <w:t>基督被釘十字架、復活、升為至高</w:t>
+            </w:r>
+          </w:p>
+        </w:tc>
+      </w:tr>
+      <w:tr>
+        <w:tc>
+          <w:tcPr>
+            <w:tcW w:type="dxa" w:w="4680"/>
+          </w:tcPr>
+          <w:p>
+            <w:pPr/>
+            <w:r>
+              <w:rPr>
+                <w:lang w:val="zh_TW" w:bidi="zh_TW"/>
+              </w:rPr>
+            </w:r>
+            <w:r>
+              <w:rPr>
+                <w:lang w:val="zh_TW" w:bidi="zh_TW"/>
+              </w:rPr>
+              <w:t>29/30年</w:t>
+            </w:r>
+          </w:p>
+        </w:tc>
+        <w:tc>
+          <w:tcPr>
+            <w:tcW w:type="dxa" w:w="4680"/>
+          </w:tcPr>
+          <w:p>
+            <w:pPr/>
+            <w:r>
+              <w:rPr>
+                <w:lang w:val="zh_TW" w:bidi="zh_TW"/>
+              </w:rPr>
+            </w:r>
+            <w:r>
+              <w:rPr>
+                <w:lang w:val="zh_TW" w:bidi="zh_TW"/>
+              </w:rPr>
+              <w:t>五旬節</w:t>
+            </w:r>
+          </w:p>
+        </w:tc>
+      </w:tr>
+      <w:tr>
+        <w:tc>
+          <w:tcPr>
+            <w:tcW w:type="dxa" w:w="4680"/>
+          </w:tcPr>
+          <w:p>
+            <w:pPr/>
+            <w:r>
+              <w:rPr>
+                <w:lang w:val="zh_TW" w:bidi="zh_TW"/>
+              </w:rPr>
+            </w:r>
+            <w:r>
+              <w:rPr>
+                <w:lang w:val="zh_TW" w:bidi="zh_TW"/>
+              </w:rPr>
+              <w:t>31–33年</w:t>
+            </w:r>
+          </w:p>
+        </w:tc>
+        <w:tc>
+          <w:tcPr>
+            <w:tcW w:type="dxa" w:w="4680"/>
+          </w:tcPr>
+          <w:p>
+            <w:pPr/>
+            <w:r>
+              <w:rPr>
+                <w:lang w:val="zh_TW" w:bidi="zh_TW"/>
+              </w:rPr>
+            </w:r>
+            <w:r>
+              <w:rPr>
+                <w:lang w:val="zh_TW" w:bidi="zh_TW"/>
+              </w:rPr>
+              <w:t>保羅歸主</w:t>
+            </w:r>
+          </w:p>
+        </w:tc>
+      </w:tr>
+      <w:tr>
+        <w:tc>
+          <w:tcPr>
+            <w:tcW w:type="dxa" w:w="4680"/>
+          </w:tcPr>
+          <w:p>
+            <w:pPr/>
+            <w:r>
+              <w:rPr>
+                <w:lang w:val="zh_TW" w:bidi="zh_TW"/>
+              </w:rPr>
+            </w:r>
+            <w:r>
+              <w:rPr>
+                <w:lang w:val="zh_TW" w:bidi="zh_TW"/>
+              </w:rPr>
+              <w:t>43年</w:t>
+            </w:r>
+          </w:p>
+        </w:tc>
+        <w:tc>
+          <w:tcPr>
+            <w:tcW w:type="dxa" w:w="4680"/>
+          </w:tcPr>
+          <w:p>
+            <w:pPr/>
+            <w:r>
+              <w:rPr>
+                <w:lang w:val="zh_TW" w:bidi="zh_TW"/>
+              </w:rPr>
+            </w:r>
+            <w:r>
+              <w:rPr>
+                <w:lang w:val="zh_TW" w:bidi="zh_TW"/>
+              </w:rPr>
+              <w:t>使徒雅各殉道</w:t>
+            </w:r>
+          </w:p>
+        </w:tc>
+      </w:tr>
+      <w:tr>
+        <w:tc>
+          <w:tcPr>
+            <w:tcW w:type="dxa" w:w="4680"/>
+          </w:tcPr>
+          <w:p>
+            <w:pPr/>
+            <w:r>
+              <w:rPr>
+                <w:lang w:val="zh_TW" w:bidi="zh_TW"/>
+              </w:rPr>
+            </w:r>
+            <w:r>
+              <w:rPr>
+                <w:lang w:val="zh_TW" w:bidi="zh_TW"/>
+              </w:rPr>
+              <w:t>46/47年</w:t>
+            </w:r>
+          </w:p>
+        </w:tc>
+        <w:tc>
+          <w:tcPr>
+            <w:tcW w:type="dxa" w:w="4680"/>
+          </w:tcPr>
+          <w:p>
+            <w:pPr/>
+            <w:r>
+              <w:rPr>
+                <w:lang w:val="zh_TW" w:bidi="zh_TW"/>
+              </w:rPr>
+            </w:r>
+            <w:r>
+              <w:rPr>
+                <w:lang w:val="zh_TW" w:bidi="zh_TW"/>
+              </w:rPr>
+              <w:t>饑荒期間探訪耶路撒冷</w:t>
+            </w:r>
+          </w:p>
+        </w:tc>
+      </w:tr>
+      <w:tr>
+        <w:tc>
+          <w:tcPr>
+            <w:tcW w:type="dxa" w:w="4680"/>
+          </w:tcPr>
+          <w:p>
+            <w:pPr/>
+            <w:r>
+              <w:rPr>
+                <w:lang w:val="zh_TW" w:bidi="zh_TW"/>
+              </w:rPr>
+            </w:r>
+            <w:r>
+              <w:rPr>
+                <w:lang w:val="zh_TW" w:bidi="zh_TW"/>
+              </w:rPr>
+              <w:t>47–48年</w:t>
+            </w:r>
+          </w:p>
+        </w:tc>
+        <w:tc>
+          <w:tcPr>
+            <w:tcW w:type="dxa" w:w="4680"/>
+          </w:tcPr>
+          <w:p>
+            <w:pPr/>
+            <w:r>
+              <w:rPr>
+                <w:lang w:val="zh_TW" w:bidi="zh_TW"/>
+              </w:rPr>
+            </w:r>
+            <w:r>
+              <w:rPr>
+                <w:lang w:val="zh_TW" w:bidi="zh_TW"/>
+              </w:rPr>
+              <w:t>保羅第一次宣教旅程</w:t>
+            </w:r>
+          </w:p>
+        </w:tc>
+      </w:tr>
+      <w:tr>
+        <w:tc>
+          <w:tcPr>
+            <w:tcW w:type="dxa" w:w="4680"/>
+          </w:tcPr>
+          <w:p>
+            <w:pPr/>
+            <w:r>
+              <w:rPr>
+                <w:lang w:val="zh_TW" w:bidi="zh_TW"/>
+              </w:rPr>
+            </w:r>
+            <w:r>
+              <w:rPr>
+                <w:lang w:val="zh_TW" w:bidi="zh_TW"/>
+              </w:rPr>
+              <w:t>48年</w:t>
+            </w:r>
+          </w:p>
+        </w:tc>
+        <w:tc>
+          <w:tcPr>
+            <w:tcW w:type="dxa" w:w="4680"/>
+          </w:tcPr>
+          <w:p>
+            <w:pPr/>
+            <w:r>
+              <w:rPr>
+                <w:lang w:val="zh_TW" w:bidi="zh_TW"/>
+              </w:rPr>
+            </w:r>
+            <w:r>
+              <w:rPr>
+                <w:lang w:val="zh_TW" w:bidi="zh_TW"/>
+              </w:rPr>
+              <w:t>耶路撒冷會議</w:t>
+            </w:r>
+          </w:p>
+        </w:tc>
+      </w:tr>
+      <w:tr>
+        <w:tc>
+          <w:tcPr>
+            <w:tcW w:type="dxa" w:w="4680"/>
+          </w:tcPr>
+          <w:p>
+            <w:pPr/>
+            <w:r>
+              <w:rPr>
+                <w:lang w:val="zh_TW" w:bidi="zh_TW"/>
+              </w:rPr>
+            </w:r>
+            <w:r>
+              <w:rPr>
+                <w:lang w:val="zh_TW" w:bidi="zh_TW"/>
+              </w:rPr>
+              <w:t>49–52年</w:t>
+            </w:r>
+          </w:p>
+        </w:tc>
+        <w:tc>
+          <w:tcPr>
+            <w:tcW w:type="dxa" w:w="4680"/>
+          </w:tcPr>
+          <w:p>
+            <w:pPr/>
+            <w:r>
+              <w:rPr>
+                <w:lang w:val="zh_TW" w:bidi="zh_TW"/>
+              </w:rPr>
+            </w:r>
+            <w:r>
+              <w:rPr>
+                <w:lang w:val="zh_TW" w:bidi="zh_TW"/>
+              </w:rPr>
+              <w:t>保羅第二次宣教旅程</w:t>
+            </w:r>
+          </w:p>
+        </w:tc>
+      </w:tr>
+      <w:tr>
+        <w:tc>
+          <w:tcPr>
+            <w:tcW w:type="dxa" w:w="4680"/>
+          </w:tcPr>
+          <w:p>
+            <w:pPr/>
+            <w:r>
+              <w:rPr>
+                <w:lang w:val="zh_TW" w:bidi="zh_TW"/>
+              </w:rPr>
+            </w:r>
+            <w:r>
+              <w:rPr>
+                <w:lang w:val="zh_TW" w:bidi="zh_TW"/>
+              </w:rPr>
+              <w:t>52–57年</w:t>
+            </w:r>
+          </w:p>
+        </w:tc>
+        <w:tc>
+          <w:tcPr>
+            <w:tcW w:type="dxa" w:w="4680"/>
+          </w:tcPr>
+          <w:p>
+            <w:pPr/>
+            <w:r>
+              <w:rPr>
+                <w:lang w:val="zh_TW" w:bidi="zh_TW"/>
+              </w:rPr>
+            </w:r>
+            <w:r>
+              <w:rPr>
+                <w:lang w:val="zh_TW" w:bidi="zh_TW"/>
+              </w:rPr>
+              <w:t>保羅第三次宣教旅程</w:t>
+            </w:r>
+          </w:p>
+        </w:tc>
+      </w:tr>
+      <w:tr>
+        <w:tc>
+          <w:tcPr>
+            <w:tcW w:type="dxa" w:w="4680"/>
+          </w:tcPr>
+          <w:p>
+            <w:pPr/>
+            <w:r>
+              <w:rPr>
+                <w:lang w:val="zh_TW" w:bidi="zh_TW"/>
+              </w:rPr>
+            </w:r>
+            <w:r>
+              <w:rPr>
+                <w:lang w:val="zh_TW" w:bidi="zh_TW"/>
+              </w:rPr>
+              <w:t>57年</w:t>
+            </w:r>
+          </w:p>
+        </w:tc>
+        <w:tc>
+          <w:tcPr>
+            <w:tcW w:type="dxa" w:w="4680"/>
+          </w:tcPr>
+          <w:p>
+            <w:pPr/>
+            <w:r>
+              <w:rPr>
+                <w:lang w:val="zh_TW" w:bidi="zh_TW"/>
+              </w:rPr>
+            </w:r>
+            <w:r>
+              <w:rPr>
+                <w:lang w:val="zh_TW" w:bidi="zh_TW"/>
+              </w:rPr>
+              <w:t>保羅在耶路撒冷被捕</w:t>
+            </w:r>
+          </w:p>
+        </w:tc>
+      </w:tr>
+      <w:tr>
+        <w:tc>
+          <w:tcPr>
+            <w:tcW w:type="dxa" w:w="4680"/>
+          </w:tcPr>
+          <w:p>
+            <w:pPr/>
+            <w:r>
+              <w:rPr>
+                <w:lang w:val="zh_TW" w:bidi="zh_TW"/>
+              </w:rPr>
+            </w:r>
+            <w:r>
+              <w:rPr>
+                <w:lang w:val="zh_TW" w:bidi="zh_TW"/>
+              </w:rPr>
+              <w:t>57–59年</w:t>
+            </w:r>
+          </w:p>
+        </w:tc>
+        <w:tc>
+          <w:tcPr>
+            <w:tcW w:type="dxa" w:w="4680"/>
+          </w:tcPr>
+          <w:p>
+            <w:pPr/>
+            <w:r>
+              <w:rPr>
+                <w:lang w:val="zh_TW" w:bidi="zh_TW"/>
+              </w:rPr>
+            </w:r>
+            <w:r>
+              <w:rPr>
+                <w:lang w:val="zh_TW" w:bidi="zh_TW"/>
+              </w:rPr>
+              <w:t>保羅被囚於凱撒利亞</w:t>
+            </w:r>
+          </w:p>
+        </w:tc>
+      </w:tr>
+      <w:tr>
+        <w:tc>
+          <w:tcPr>
+            <w:tcW w:type="dxa" w:w="4680"/>
+          </w:tcPr>
+          <w:p>
+            <w:pPr/>
+            <w:r>
+              <w:rPr>
+                <w:lang w:val="zh_TW" w:bidi="zh_TW"/>
+              </w:rPr>
+            </w:r>
+            <w:r>
+              <w:rPr>
+                <w:lang w:val="zh_TW" w:bidi="zh_TW"/>
+              </w:rPr>
+              <w:t>60–62年</w:t>
+            </w:r>
+          </w:p>
+        </w:tc>
+        <w:tc>
+          <w:tcPr>
+            <w:tcW w:type="dxa" w:w="4680"/>
+          </w:tcPr>
+          <w:p>
+            <w:pPr/>
+            <w:r>
+              <w:rPr>
+                <w:lang w:val="zh_TW" w:bidi="zh_TW"/>
+              </w:rPr>
+            </w:r>
+            <w:r>
+              <w:rPr>
+                <w:lang w:val="zh_TW" w:bidi="zh_TW"/>
+              </w:rPr>
+              <w:t>保羅被囚於羅馬</w:t>
+            </w:r>
+          </w:p>
+        </w:tc>
+      </w:tr>
+      <w:tr>
+        <w:tc>
+          <w:tcPr>
+            <w:tcW w:type="dxa" w:w="4680"/>
+          </w:tcPr>
+          <w:p>
+            <w:pPr/>
+            <w:r>
+              <w:rPr>
+                <w:lang w:val="zh_TW" w:bidi="zh_TW"/>
+              </w:rPr>
+            </w:r>
+            <w:r>
+              <w:rPr>
+                <w:lang w:val="zh_TW" w:bidi="zh_TW"/>
+              </w:rPr>
+              <w:t>62年</w:t>
+            </w:r>
+          </w:p>
+        </w:tc>
+        <w:tc>
+          <w:tcPr>
+            <w:tcW w:type="dxa" w:w="4680"/>
+          </w:tcPr>
+          <w:p>
+            <w:pPr/>
+            <w:r>
+              <w:rPr>
+                <w:lang w:val="zh_TW" w:bidi="zh_TW"/>
+              </w:rPr>
+            </w:r>
+            <w:r>
+              <w:rPr>
+                <w:lang w:val="zh_TW" w:bidi="zh_TW"/>
+              </w:rPr>
+              <w:t>耶穌的兄弟雅各殉道</w:t>
+            </w:r>
+          </w:p>
+        </w:tc>
+      </w:tr>
+      <w:tr>
+        <w:tc>
+          <w:tcPr>
+            <w:tcW w:type="dxa" w:w="4680"/>
+          </w:tcPr>
+          <w:p>
+            <w:pPr/>
+            <w:r>
+              <w:rPr>
+                <w:lang w:val="zh_TW" w:bidi="zh_TW"/>
+              </w:rPr>
+            </w:r>
+            <w:r>
+              <w:rPr>
+                <w:lang w:val="zh_TW" w:bidi="zh_TW"/>
+              </w:rPr>
+              <w:t>62–64年</w:t>
+            </w:r>
+          </w:p>
+        </w:tc>
+        <w:tc>
+          <w:tcPr>
+            <w:tcW w:type="dxa" w:w="4680"/>
+          </w:tcPr>
+          <w:p>
+            <w:pPr/>
+            <w:r>
+              <w:rPr>
+                <w:lang w:val="zh_TW" w:bidi="zh_TW"/>
+              </w:rPr>
+            </w:r>
+            <w:r>
+              <w:rPr>
+                <w:lang w:val="zh_TW" w:bidi="zh_TW"/>
+              </w:rPr>
+              <w:t>保羅在東方各省服事</w:t>
+            </w:r>
+          </w:p>
+        </w:tc>
+      </w:tr>
+      <w:tr>
+        <w:tc>
+          <w:tcPr>
+            <w:tcW w:type="dxa" w:w="4680"/>
+          </w:tcPr>
+          <w:p>
+            <w:pPr/>
+            <w:r>
+              <w:rPr>
+                <w:lang w:val="zh_TW" w:bidi="zh_TW"/>
+              </w:rPr>
+            </w:r>
+            <w:r>
+              <w:rPr>
+                <w:lang w:val="zh_TW" w:bidi="zh_TW"/>
+              </w:rPr>
+              <w:t>64年</w:t>
+            </w:r>
+          </w:p>
+        </w:tc>
+        <w:tc>
+          <w:tcPr>
+            <w:tcW w:type="dxa" w:w="4680"/>
+          </w:tcPr>
+          <w:p>
+            <w:pPr/>
+            <w:r>
+              <w:rPr>
+                <w:lang w:val="zh_TW" w:bidi="zh_TW"/>
+              </w:rPr>
+            </w:r>
+            <w:r>
+              <w:rPr>
+                <w:lang w:val="zh_TW" w:bidi="zh_TW"/>
+              </w:rPr>
+              <w:t>保羅第二次被囚</w:t>
+            </w:r>
+          </w:p>
+        </w:tc>
+      </w:tr>
+      <w:tr>
+        <w:tc>
+          <w:tcPr>
+            <w:tcW w:type="dxa" w:w="4680"/>
+          </w:tcPr>
+          <w:p>
+            <w:pPr/>
+            <w:r>
+              <w:rPr>
+                <w:lang w:val="zh_TW" w:bidi="zh_TW"/>
+              </w:rPr>
+            </w:r>
+            <w:r>
+              <w:rPr>
+                <w:lang w:val="zh_TW" w:bidi="zh_TW"/>
+              </w:rPr>
+              <w:t>64年</w:t>
+            </w:r>
+          </w:p>
+        </w:tc>
+        <w:tc>
+          <w:tcPr>
+            <w:tcW w:type="dxa" w:w="4680"/>
+          </w:tcPr>
+          <w:p>
+            <w:pPr/>
+            <w:r>
+              <w:rPr>
+                <w:lang w:val="zh_TW" w:bidi="zh_TW"/>
+              </w:rPr>
+            </w:r>
+            <w:r>
+              <w:rPr>
+                <w:lang w:val="zh_TW" w:bidi="zh_TW"/>
+              </w:rPr>
+              <w:t>保羅殉道</w:t>
+            </w:r>
+          </w:p>
+        </w:tc>
+      </w:tr>
+      <w:tr>
+        <w:tc>
+          <w:tcPr>
+            <w:tcW w:type="dxa" w:w="4680"/>
+          </w:tcPr>
+          <w:p>
+            <w:pPr/>
+            <w:r>
+              <w:rPr>
+                <w:lang w:val="zh_TW" w:bidi="zh_TW"/>
+              </w:rPr>
+            </w:r>
+            <w:r>
+              <w:rPr>
+                <w:lang w:val="zh_TW" w:bidi="zh_TW"/>
+              </w:rPr>
+              <w:t>約西元64年</w:t>
+            </w:r>
+          </w:p>
+        </w:tc>
+        <w:tc>
+          <w:tcPr>
+            <w:tcW w:type="dxa" w:w="4680"/>
+          </w:tcPr>
+          <w:p>
+            <w:pPr/>
+            <w:r>
+              <w:rPr>
+                <w:lang w:val="zh_TW" w:bidi="zh_TW"/>
+              </w:rPr>
+            </w:r>
+            <w:r>
+              <w:rPr>
+                <w:lang w:val="zh_TW" w:bidi="zh_TW"/>
+              </w:rPr>
+              <w:t>彼得殉道</w:t>
+            </w:r>
+          </w:p>
+        </w:tc>
+      </w:tr>
+      <w:tr>
+        <w:tc>
+          <w:tcPr>
+            <w:tcW w:type="dxa" w:w="4680"/>
+          </w:tcPr>
+          <w:p>
+            <w:pPr/>
+            <w:r>
+              <w:rPr>
+                <w:lang w:val="zh_TW" w:bidi="zh_TW"/>
+              </w:rPr>
+            </w:r>
+            <w:r>
+              <w:rPr>
+                <w:lang w:val="zh_TW" w:bidi="zh_TW"/>
+              </w:rPr>
+              <w:t>70年</w:t>
+            </w:r>
+          </w:p>
+        </w:tc>
+        <w:tc>
+          <w:tcPr>
+            <w:tcW w:type="dxa" w:w="4680"/>
+          </w:tcPr>
+          <w:p>
+            <w:pPr/>
+            <w:r>
+              <w:rPr>
+                <w:lang w:val="zh_TW" w:bidi="zh_TW"/>
+              </w:rPr>
+            </w:r>
+            <w:r>
+              <w:rPr>
+                <w:lang w:val="zh_TW" w:bidi="zh_TW"/>
+              </w:rPr>
+              <w:t>耶路撒冷陷落</w:t>
+            </w:r>
+          </w:p>
+        </w:tc>
+      </w:tr>
+      <w:tr>
+        <w:tc>
+          <w:tcPr>
+            <w:tcW w:type="dxa" w:w="4680"/>
+          </w:tcPr>
+          <w:p>
+            <w:pPr/>
+            <w:r>
+              <w:rPr>
+                <w:lang w:val="zh_TW" w:bidi="zh_TW"/>
+              </w:rPr>
+            </w:r>
+            <w:r>
+              <w:rPr>
+                <w:lang w:val="zh_TW" w:bidi="zh_TW"/>
+              </w:rPr>
+              <w:t>90–95年</w:t>
+            </w:r>
+          </w:p>
+        </w:tc>
+        <w:tc>
+          <w:tcPr>
+            <w:tcW w:type="dxa" w:w="4680"/>
+          </w:tcPr>
+          <w:p>
+            <w:pPr/>
+            <w:r>
+              <w:rPr>
+                <w:lang w:val="zh_TW" w:bidi="zh_TW"/>
+              </w:rPr>
+            </w:r>
+            <w:r>
+              <w:rPr>
+                <w:lang w:val="zh_TW" w:bidi="zh_TW"/>
+              </w:rPr>
+              <w:t>約翰被放逐</w:t>
+            </w:r>
+          </w:p>
+        </w:tc>
+      </w:tr>
+      <w:tr>
+        <w:tc>
+          <w:tcPr>
+            <w:tcW w:type="dxa" w:w="4680"/>
+          </w:tcPr>
+          <w:p>
+            <w:pPr/>
+            <w:r>
+              <w:rPr>
+                <w:lang w:val="zh_TW" w:bidi="zh_TW"/>
+              </w:rPr>
+            </w:r>
+            <w:r>
+              <w:rPr>
+                <w:lang w:val="zh_TW" w:bidi="zh_TW"/>
+              </w:rPr>
+              <w:t>約100年</w:t>
+            </w:r>
+          </w:p>
+        </w:tc>
+        <w:tc>
+          <w:tcPr>
+            <w:tcW w:type="dxa" w:w="4680"/>
+          </w:tcPr>
+          <w:p>
+            <w:pPr/>
+            <w:r>
+              <w:rPr>
+                <w:lang w:val="zh_TW" w:bidi="zh_TW"/>
+              </w:rPr>
+            </w:r>
+            <w:r>
+              <w:rPr>
+                <w:lang w:val="zh_TW" w:bidi="zh_TW"/>
+              </w:rPr>
+              <w:t>約翰離世</w:t>
+            </w:r>
+          </w:p>
+        </w:tc>
+      </w:tr>
+    </w:tbl>
+    <w:p>
+      <w:pPr>
         <w:pStyle w:val="Heading3"/>
       </w:pPr>
       <w:r>
@@ -18827,6 +19850,279 @@
       </w:r>
     </w:p>
     <w:p>
+      <w:pPr>
+        <w:pStyle w:val="Heading4"/>
+      </w:pPr>
+      <w:r>
+        <w:rPr>
+          <w:lang w:val="zh_TW" w:bidi="zh_TW"/>
+        </w:rPr>
+        <w:t>兩種可能的對照方案</w:t>
+      </w:r>
+    </w:p>
+    <w:tbl>
+      <w:tblPr>
+        <w:tblW w:type="auto" w:w="0"/>
+        <w:tblLook w:firstColumn="1" w:firstRow="1" w:lastColumn="0" w:lastRow="0" w:noHBand="0" w:noVBand="1" w:val="04A0"/>
+      </w:tblPr>
+      <w:tblGrid>
+        <w:gridCol w:w="3120"/>
+        <w:gridCol w:w="3120"/>
+        <w:gridCol w:w="3120"/>
+      </w:tblGrid>
+      <w:tr>
+        <w:tc>
+          <w:tcPr>
+            <w:tcW w:type="dxa" w:w="3120"/>
+          </w:tcPr>
+          <w:p>
+            <w:pPr/>
+            <w:r>
+              <w:rPr>
+                <w:lang w:val="zh_TW" w:bidi="zh_TW"/>
+              </w:rPr>
+            </w:r>
+            <w:r>
+              <w:rPr>
+                <w:b/>
+                <w:lang w:val="zh_TW" w:bidi="zh_TW"/>
+              </w:rPr>
+              <w:t>使徒行傳中的耶路撒冷之行</w:t>
+            </w:r>
+          </w:p>
+        </w:tc>
+        <w:tc>
+          <w:tcPr>
+            <w:tcW w:type="dxa" w:w="3120"/>
+          </w:tcPr>
+          <w:p>
+            <w:pPr/>
+            <w:r>
+              <w:rPr>
+                <w:lang w:val="zh_TW" w:bidi="zh_TW"/>
+              </w:rPr>
+            </w:r>
+            <w:r>
+              <w:rPr>
+                <w:b/>
+                <w:lang w:val="zh_TW" w:bidi="zh_TW"/>
+              </w:rPr>
+              <w:t>方案一</w:t>
+            </w:r>
+          </w:p>
+        </w:tc>
+        <w:tc>
+          <w:tcPr>
+            <w:tcW w:type="dxa" w:w="3120"/>
+          </w:tcPr>
+          <w:p>
+            <w:pPr/>
+            <w:r>
+              <w:rPr>
+                <w:lang w:val="zh_TW" w:bidi="zh_TW"/>
+              </w:rPr>
+            </w:r>
+            <w:r>
+              <w:rPr>
+                <w:b/>
+                <w:lang w:val="zh_TW" w:bidi="zh_TW"/>
+              </w:rPr>
+              <w:t>方案二</w:t>
+            </w:r>
+          </w:p>
+        </w:tc>
+      </w:tr>
+      <w:tr>
+        <w:tc>
+          <w:tcPr>
+            <w:tcW w:type="dxa" w:w="3120"/>
+          </w:tcPr>
+          <w:p>
+            <w:pPr/>
+            <w:r>
+              <w:rPr>
+                <w:lang w:val="zh_TW" w:bidi="zh_TW"/>
+              </w:rPr>
+            </w:r>
+            <w:r>
+              <w:rPr>
+                <w:lang w:val="zh_TW" w:bidi="zh_TW"/>
+              </w:rPr>
+              <w:t>使徒行傳9:26–30</w:t>
+            </w:r>
+            <w:r>
+              <w:rPr>
+                <w:lang w:val="zh_TW" w:bidi="zh_TW"/>
+              </w:rPr>
+              <w:t>（第一次探訪，保羅歸主後三年）</w:t>
+            </w:r>
+          </w:p>
+        </w:tc>
+        <w:tc>
+          <w:tcPr>
+            <w:tcW w:type="dxa" w:w="3120"/>
+          </w:tcPr>
+          <w:p>
+            <w:pPr/>
+            <w:r>
+              <w:rPr>
+                <w:lang w:val="zh_TW" w:bidi="zh_TW"/>
+              </w:rPr>
+            </w:r>
+            <w:r>
+              <w:rPr>
+                <w:lang w:val="zh_TW" w:bidi="zh_TW"/>
+              </w:rPr>
+              <w:t>加拉太書1:18</w:t>
+            </w:r>
+          </w:p>
+        </w:tc>
+        <w:tc>
+          <w:tcPr>
+            <w:tcW w:type="dxa" w:w="3120"/>
+          </w:tcPr>
+          <w:p>
+            <w:pPr/>
+            <w:r>
+              <w:rPr>
+                <w:lang w:val="zh_TW" w:bidi="zh_TW"/>
+              </w:rPr>
+            </w:r>
+            <w:r>
+              <w:rPr>
+                <w:lang w:val="zh_TW" w:bidi="zh_TW"/>
+              </w:rPr>
+              <w:t>加拉太書1:18</w:t>
+            </w:r>
+          </w:p>
+        </w:tc>
+      </w:tr>
+      <w:tr>
+        <w:tc>
+          <w:tcPr>
+            <w:tcW w:type="dxa" w:w="3120"/>
+          </w:tcPr>
+          <w:p>
+            <w:pPr/>
+            <w:r>
+              <w:rPr>
+                <w:lang w:val="zh_TW" w:bidi="zh_TW"/>
+              </w:rPr>
+            </w:r>
+            <w:r>
+              <w:rPr>
+                <w:lang w:val="zh_TW" w:bidi="zh_TW"/>
+              </w:rPr>
+              <w:t>使徒行傳11:30（饑荒期間的探訪）</w:t>
+            </w:r>
+          </w:p>
+        </w:tc>
+        <w:tc>
+          <w:tcPr>
+            <w:tcW w:type="dxa" w:w="3120"/>
+          </w:tcPr>
+          <w:p>
+            <w:pPr/>
+            <w:r>
+              <w:rPr>
+                <w:lang w:val="zh_TW" w:bidi="zh_TW"/>
+              </w:rPr>
+            </w:r>
+            <w:r>
+              <w:rPr>
+                <w:lang w:val="zh_TW" w:bidi="zh_TW"/>
+              </w:rPr>
+              <w:t>加拉太書2:1–10</w:t>
+            </w:r>
+          </w:p>
+        </w:tc>
+        <w:tc>
+          <w:tcPr>
+            <w:tcW w:type="dxa" w:w="3120"/>
+          </w:tcPr>
+          <w:p>
+            <w:pPr/>
+            <w:r>
+              <w:rPr>
+                <w:lang w:val="zh_TW" w:bidi="zh_TW"/>
+              </w:rPr>
+            </w:r>
+            <w:r>
+              <w:rPr>
+                <w:lang w:val="zh_TW" w:bidi="zh_TW"/>
+              </w:rPr>
+              <w:t>加拉太書中未提及</w:t>
+            </w:r>
+          </w:p>
+        </w:tc>
+      </w:tr>
+      <w:tr>
+        <w:tc>
+          <w:tcPr>
+            <w:tcW w:type="dxa" w:w="3120"/>
+          </w:tcPr>
+          <w:p>
+            <w:pPr/>
+            <w:r>
+              <w:rPr>
+                <w:lang w:val="zh_TW" w:bidi="zh_TW"/>
+              </w:rPr>
+            </w:r>
+            <w:r>
+              <w:rPr>
+                <w:lang w:val="zh_TW" w:bidi="zh_TW"/>
+              </w:rPr>
+              <w:t>使徒行傳15:1–29</w:t>
+            </w:r>
+            <w:r>
+              <w:rPr>
+                <w:lang w:val="zh_TW" w:bidi="zh_TW"/>
+              </w:rPr>
+              <w:t>（耶路撒冷會議）</w:t>
+            </w:r>
+          </w:p>
+        </w:tc>
+        <w:tc>
+          <w:tcPr>
+            <w:tcW w:type="dxa" w:w="3120"/>
+          </w:tcPr>
+          <w:p>
+            <w:pPr/>
+            <w:r>
+              <w:rPr>
+                <w:lang w:val="zh_TW" w:bidi="zh_TW"/>
+              </w:rPr>
+            </w:r>
+            <w:r>
+              <w:rPr>
+                <w:lang w:val="zh_TW" w:bidi="zh_TW"/>
+              </w:rPr>
+              <w:t>當時尚未舉行；加拉太書寫於會議之前不久</w:t>
+            </w:r>
+          </w:p>
+        </w:tc>
+        <w:tc>
+          <w:tcPr>
+            <w:tcW w:type="dxa" w:w="3120"/>
+          </w:tcPr>
+          <w:p>
+            <w:pPr/>
+            <w:r>
+              <w:rPr>
+                <w:lang w:val="zh_TW" w:bidi="zh_TW"/>
+              </w:rPr>
+            </w:r>
+            <w:r>
+              <w:rPr>
+                <w:lang w:val="zh_TW" w:bidi="zh_TW"/>
+              </w:rPr>
+              <w:t>加拉太書2:1–10</w:t>
+            </w:r>
+          </w:p>
+        </w:tc>
+      </w:tr>
+    </w:tbl>
+    <w:p>
       <w:pPr/>
       <w:r>
         <w:rPr>
@@ -19515,7 +20811,7 @@
         <w:rPr>
           <w:lang w:val="zh_TW" w:bidi="zh_TW"/>
         </w:rPr>
-        <w:t>記載的事件，很可能發生在迦流任期的早期，因為猶太人希望這位新任方伯會對保羅作出不利的裁決。不久之後，保羅離開了哥林多，可能是在公元52年的夏季或秋季。根據</w:t>
+        <w:t>記載的事件，很可能發生在迦流任期的早期，因為猶太人希望這位新任方伯會對保羅作出不利的裁決。不久之後，保羅離開了哥林多，可能是在公元51年的夏季或秋季。根據</w:t>
       </w:r>
       <w:r>
         <w:rPr>
@@ -19622,6 +20918,587 @@
         <w:t>，這只是大致的推測，且反映古代將部分年份算作整年的習慣。</w:t>
       </w:r>
     </w:p>
+    <w:p>
+      <w:pPr>
+        <w:pStyle w:val="Heading4"/>
+      </w:pPr>
+      <w:r>
+        <w:rPr>
+          <w:lang w:val="zh_TW" w:bidi="zh_TW"/>
+        </w:rPr>
+        <w:t>兩種可能的年代表</w:t>
+      </w:r>
+    </w:p>
+    <w:tbl>
+      <w:tblPr>
+        <w:tblW w:type="auto" w:w="0"/>
+        <w:tblLook w:firstColumn="1" w:firstRow="1" w:lastColumn="0" w:lastRow="0" w:noHBand="0" w:noVBand="1" w:val="04A0"/>
+      </w:tblPr>
+      <w:tblGrid>
+        <w:gridCol w:w="3120"/>
+        <w:gridCol w:w="3120"/>
+        <w:gridCol w:w="3120"/>
+      </w:tblGrid>
+      <w:tr>
+        <w:tc>
+          <w:tcPr>
+            <w:tcW w:type="dxa" w:w="3120"/>
+          </w:tcPr>
+          <w:p>
+            <w:pPr/>
+            <w:r>
+              <w:rPr>
+                <w:lang w:val="zh_TW" w:bidi="zh_TW"/>
+              </w:rPr>
+            </w:r>
+            <w:r>
+              <w:rPr>
+                <w:b/>
+                <w:lang w:val="zh_TW" w:bidi="zh_TW"/>
+              </w:rPr>
+              <w:t>方案一（較早年代）</w:t>
+            </w:r>
+          </w:p>
+        </w:tc>
+        <w:tc>
+          <w:tcPr>
+            <w:tcW w:type="dxa" w:w="3120"/>
+          </w:tcPr>
+          <w:p>
+            <w:pPr/>
+            <w:r>
+              <w:rPr>
+                <w:lang w:val="zh_TW" w:bidi="zh_TW"/>
+              </w:rPr>
+            </w:r>
+            <w:r>
+              <w:rPr>
+                <w:b/>
+                <w:lang w:val="zh_TW" w:bidi="zh_TW"/>
+              </w:rPr>
+              <w:t>事件</w:t>
+            </w:r>
+          </w:p>
+        </w:tc>
+        <w:tc>
+          <w:tcPr>
+            <w:tcW w:type="dxa" w:w="3120"/>
+          </w:tcPr>
+          <w:p>
+            <w:pPr/>
+            <w:r>
+              <w:rPr>
+                <w:lang w:val="zh_TW" w:bidi="zh_TW"/>
+              </w:rPr>
+            </w:r>
+            <w:r>
+              <w:rPr>
+                <w:b/>
+                <w:lang w:val="zh_TW" w:bidi="zh_TW"/>
+              </w:rPr>
+              <w:t>方案二（較晚年代）</w:t>
+            </w:r>
+          </w:p>
+        </w:tc>
+      </w:tr>
+      <w:tr>
+        <w:tc>
+          <w:tcPr>
+            <w:tcW w:type="dxa" w:w="3120"/>
+          </w:tcPr>
+          <w:p>
+            <w:pPr/>
+            <w:r>
+              <w:rPr>
+                <w:lang w:val="zh_TW" w:bidi="zh_TW"/>
+              </w:rPr>
+            </w:r>
+            <w:r>
+              <w:rPr>
+                <w:lang w:val="zh_TW" w:bidi="zh_TW"/>
+              </w:rPr>
+              <w:t>31或32年</w:t>
+            </w:r>
+          </w:p>
+        </w:tc>
+        <w:tc>
+          <w:tcPr>
+            <w:tcW w:type="dxa" w:w="3120"/>
+          </w:tcPr>
+          <w:p>
+            <w:pPr/>
+            <w:r>
+              <w:rPr>
+                <w:lang w:val="zh_TW" w:bidi="zh_TW"/>
+              </w:rPr>
+            </w:r>
+            <w:r>
+              <w:rPr>
+                <w:lang w:val="zh_TW" w:bidi="zh_TW"/>
+              </w:rPr>
+              <w:t>保羅歸主（</w:t>
+            </w:r>
+            <w:r>
+              <w:rPr>
+                <w:lang w:val="zh_TW" w:bidi="zh_TW"/>
+              </w:rPr>
+              <w:t>使徒行傳9:3–19</w:t>
+            </w:r>
+            <w:r>
+              <w:rPr>
+                <w:lang w:val="zh_TW" w:bidi="zh_TW"/>
+              </w:rPr>
+              <w:t>）</w:t>
+            </w:r>
+          </w:p>
+        </w:tc>
+        <w:tc>
+          <w:tcPr>
+            <w:tcW w:type="dxa" w:w="3120"/>
+          </w:tcPr>
+          <w:p>
+            <w:pPr/>
+            <w:r>
+              <w:rPr>
+                <w:lang w:val="zh_TW" w:bidi="zh_TW"/>
+              </w:rPr>
+            </w:r>
+            <w:r>
+              <w:rPr>
+                <w:lang w:val="zh_TW" w:bidi="zh_TW"/>
+              </w:rPr>
+              <w:t>32或33年</w:t>
+            </w:r>
+          </w:p>
+        </w:tc>
+      </w:tr>
+      <w:tr>
+        <w:tc>
+          <w:tcPr>
+            <w:tcW w:type="dxa" w:w="3120"/>
+          </w:tcPr>
+          <w:p>
+            <w:pPr/>
+            <w:r>
+              <w:rPr>
+                <w:lang w:val="zh_TW" w:bidi="zh_TW"/>
+              </w:rPr>
+            </w:r>
+            <w:r>
+              <w:rPr>
+                <w:lang w:val="zh_TW" w:bidi="zh_TW"/>
+              </w:rPr>
+              <w:t>33或34年</w:t>
+            </w:r>
+          </w:p>
+        </w:tc>
+        <w:tc>
+          <w:tcPr>
+            <w:tcW w:type="dxa" w:w="3120"/>
+          </w:tcPr>
+          <w:p>
+            <w:pPr/>
+            <w:r>
+              <w:rPr>
+                <w:lang w:val="zh_TW" w:bidi="zh_TW"/>
+              </w:rPr>
+            </w:r>
+            <w:r>
+              <w:rPr>
+                <w:lang w:val="zh_TW" w:bidi="zh_TW"/>
+              </w:rPr>
+              <w:t>第一次探訪耶路撒冷（</w:t>
+            </w:r>
+            <w:r>
+              <w:rPr>
+                <w:lang w:val="zh_TW" w:bidi="zh_TW"/>
+              </w:rPr>
+              <w:t>使徒行傳9:26–30</w:t>
+            </w:r>
+            <w:r>
+              <w:rPr>
+                <w:lang w:val="zh_TW" w:bidi="zh_TW"/>
+              </w:rPr>
+              <w:t>）</w:t>
+            </w:r>
+          </w:p>
+        </w:tc>
+        <w:tc>
+          <w:tcPr>
+            <w:tcW w:type="dxa" w:w="3120"/>
+          </w:tcPr>
+          <w:p>
+            <w:pPr/>
+            <w:r>
+              <w:rPr>
+                <w:lang w:val="zh_TW" w:bidi="zh_TW"/>
+              </w:rPr>
+            </w:r>
+            <w:r>
+              <w:rPr>
+                <w:lang w:val="zh_TW" w:bidi="zh_TW"/>
+              </w:rPr>
+              <w:t>34或35年</w:t>
+            </w:r>
+          </w:p>
+        </w:tc>
+      </w:tr>
+      <w:tr>
+        <w:tc>
+          <w:tcPr>
+            <w:tcW w:type="dxa" w:w="3120"/>
+          </w:tcPr>
+          <w:p>
+            <w:pPr/>
+            <w:r>
+              <w:rPr>
+                <w:lang w:val="zh_TW" w:bidi="zh_TW"/>
+              </w:rPr>
+            </w:r>
+            <w:r>
+              <w:rPr>
+                <w:lang w:val="zh_TW" w:bidi="zh_TW"/>
+              </w:rPr>
+              <w:t>46或47年</w:t>
+            </w:r>
+          </w:p>
+        </w:tc>
+        <w:tc>
+          <w:tcPr>
+            <w:tcW w:type="dxa" w:w="3120"/>
+          </w:tcPr>
+          <w:p>
+            <w:pPr/>
+            <w:r>
+              <w:rPr>
+                <w:lang w:val="zh_TW" w:bidi="zh_TW"/>
+              </w:rPr>
+            </w:r>
+            <w:r>
+              <w:rPr>
+                <w:lang w:val="zh_TW" w:bidi="zh_TW"/>
+              </w:rPr>
+              <w:t>饑荒期間的探訪（</w:t>
+            </w:r>
+            <w:r>
+              <w:rPr>
+                <w:lang w:val="zh_TW" w:bidi="zh_TW"/>
+              </w:rPr>
+              <w:t>使徒行傳11:30</w:t>
+            </w:r>
+            <w:r>
+              <w:rPr>
+                <w:lang w:val="zh_TW" w:bidi="zh_TW"/>
+              </w:rPr>
+              <w:t>）</w:t>
+            </w:r>
+          </w:p>
+        </w:tc>
+        <w:tc>
+          <w:tcPr>
+            <w:tcW w:type="dxa" w:w="3120"/>
+          </w:tcPr>
+          <w:p>
+            <w:pPr/>
+            <w:r>
+              <w:rPr>
+                <w:lang w:val="zh_TW" w:bidi="zh_TW"/>
+              </w:rPr>
+            </w:r>
+            <w:r>
+              <w:rPr>
+                <w:lang w:val="zh_TW" w:bidi="zh_TW"/>
+              </w:rPr>
+              <w:t>46或47年</w:t>
+            </w:r>
+          </w:p>
+        </w:tc>
+      </w:tr>
+      <w:tr>
+        <w:tc>
+          <w:tcPr>
+            <w:tcW w:type="dxa" w:w="3120"/>
+          </w:tcPr>
+          <w:p>
+            <w:pPr/>
+            <w:r>
+              <w:rPr>
+                <w:lang w:val="zh_TW" w:bidi="zh_TW"/>
+              </w:rPr>
+            </w:r>
+            <w:r>
+              <w:rPr>
+                <w:lang w:val="zh_TW" w:bidi="zh_TW"/>
+              </w:rPr>
+              <w:t>47–48年</w:t>
+            </w:r>
+          </w:p>
+        </w:tc>
+        <w:tc>
+          <w:tcPr>
+            <w:tcW w:type="dxa" w:w="3120"/>
+          </w:tcPr>
+          <w:p>
+            <w:pPr/>
+            <w:r>
+              <w:rPr>
+                <w:lang w:val="zh_TW" w:bidi="zh_TW"/>
+              </w:rPr>
+            </w:r>
+            <w:r>
+              <w:rPr>
+                <w:lang w:val="zh_TW" w:bidi="zh_TW"/>
+              </w:rPr>
+              <w:t>第一次宣教旅程（</w:t>
+            </w:r>
+            <w:r>
+              <w:rPr>
+                <w:lang w:val="zh_TW" w:bidi="zh_TW"/>
+              </w:rPr>
+              <w:t>使徒行傳13:4–14:28</w:t>
+            </w:r>
+            <w:r>
+              <w:rPr>
+                <w:lang w:val="zh_TW" w:bidi="zh_TW"/>
+              </w:rPr>
+              <w:t>）</w:t>
+            </w:r>
+          </w:p>
+        </w:tc>
+        <w:tc>
+          <w:tcPr>
+            <w:tcW w:type="dxa" w:w="3120"/>
+          </w:tcPr>
+          <w:p>
+            <w:pPr/>
+            <w:r>
+              <w:rPr>
+                <w:lang w:val="zh_TW" w:bidi="zh_TW"/>
+              </w:rPr>
+            </w:r>
+            <w:r>
+              <w:rPr>
+                <w:lang w:val="zh_TW" w:bidi="zh_TW"/>
+              </w:rPr>
+              <w:t>47–48年</w:t>
+            </w:r>
+          </w:p>
+        </w:tc>
+      </w:tr>
+      <w:tr>
+        <w:tc>
+          <w:tcPr>
+            <w:tcW w:type="dxa" w:w="3120"/>
+          </w:tcPr>
+          <w:p>
+            <w:pPr/>
+            <w:r>
+              <w:rPr>
+                <w:lang w:val="zh_TW" w:bidi="zh_TW"/>
+              </w:rPr>
+            </w:r>
+            <w:r>
+              <w:rPr>
+                <w:lang w:val="zh_TW" w:bidi="zh_TW"/>
+              </w:rPr>
+              <w:t>48年</w:t>
+            </w:r>
+          </w:p>
+        </w:tc>
+        <w:tc>
+          <w:tcPr>
+            <w:tcW w:type="dxa" w:w="3120"/>
+          </w:tcPr>
+          <w:p>
+            <w:pPr/>
+            <w:r>
+              <w:rPr>
+                <w:lang w:val="zh_TW" w:bidi="zh_TW"/>
+              </w:rPr>
+            </w:r>
+            <w:r>
+              <w:rPr>
+                <w:lang w:val="zh_TW" w:bidi="zh_TW"/>
+              </w:rPr>
+              <w:t>耶路撒冷會議（</w:t>
+            </w:r>
+            <w:r>
+              <w:rPr>
+                <w:lang w:val="zh_TW" w:bidi="zh_TW"/>
+              </w:rPr>
+              <w:t>使徒行傳15:1–29</w:t>
+            </w:r>
+            <w:r>
+              <w:rPr>
+                <w:lang w:val="zh_TW" w:bidi="zh_TW"/>
+              </w:rPr>
+              <w:t>）</w:t>
+            </w:r>
+          </w:p>
+        </w:tc>
+        <w:tc>
+          <w:tcPr>
+            <w:tcW w:type="dxa" w:w="3120"/>
+          </w:tcPr>
+          <w:p>
+            <w:pPr/>
+            <w:r>
+              <w:rPr>
+                <w:lang w:val="zh_TW" w:bidi="zh_TW"/>
+              </w:rPr>
+            </w:r>
+            <w:r>
+              <w:rPr>
+                <w:lang w:val="zh_TW" w:bidi="zh_TW"/>
+              </w:rPr>
+              <w:t>48年</w:t>
+            </w:r>
+          </w:p>
+        </w:tc>
+      </w:tr>
+      <w:tr>
+        <w:tc>
+          <w:tcPr>
+            <w:tcW w:type="dxa" w:w="3120"/>
+          </w:tcPr>
+          <w:p>
+            <w:pPr/>
+            <w:r>
+              <w:rPr>
+                <w:lang w:val="zh_TW" w:bidi="zh_TW"/>
+              </w:rPr>
+            </w:r>
+            <w:r>
+              <w:rPr>
+                <w:lang w:val="zh_TW" w:bidi="zh_TW"/>
+              </w:rPr>
+              <w:t>49年底或50年初</w:t>
+            </w:r>
+          </w:p>
+        </w:tc>
+        <w:tc>
+          <w:tcPr>
+            <w:tcW w:type="dxa" w:w="3120"/>
+          </w:tcPr>
+          <w:p>
+            <w:pPr/>
+            <w:r>
+              <w:rPr>
+                <w:lang w:val="zh_TW" w:bidi="zh_TW"/>
+              </w:rPr>
+            </w:r>
+            <w:r>
+              <w:rPr>
+                <w:lang w:val="zh_TW" w:bidi="zh_TW"/>
+              </w:rPr>
+              <w:t>保羅第二次宣教旅程期間抵達哥林多（</w:t>
+            </w:r>
+            <w:r>
+              <w:rPr>
+                <w:lang w:val="zh_TW" w:bidi="zh_TW"/>
+              </w:rPr>
+              <w:t>使徒行傳18:1</w:t>
+            </w:r>
+            <w:r>
+              <w:rPr>
+                <w:lang w:val="zh_TW" w:bidi="zh_TW"/>
+              </w:rPr>
+              <w:t>）</w:t>
+            </w:r>
+          </w:p>
+        </w:tc>
+        <w:tc>
+          <w:tcPr>
+            <w:tcW w:type="dxa" w:w="3120"/>
+          </w:tcPr>
+          <w:p>
+            <w:pPr/>
+            <w:r>
+              <w:rPr>
+                <w:lang w:val="zh_TW" w:bidi="zh_TW"/>
+              </w:rPr>
+            </w:r>
+            <w:r>
+              <w:rPr>
+                <w:lang w:val="zh_TW" w:bidi="zh_TW"/>
+              </w:rPr>
+              <w:t>49年底或50年初</w:t>
+            </w:r>
+          </w:p>
+        </w:tc>
+      </w:tr>
+      <w:tr>
+        <w:tc>
+          <w:tcPr>
+            <w:tcW w:type="dxa" w:w="3120"/>
+          </w:tcPr>
+          <w:p>
+            <w:pPr/>
+            <w:r>
+              <w:rPr>
+                <w:lang w:val="zh_TW" w:bidi="zh_TW"/>
+              </w:rPr>
+            </w:r>
+            <w:r>
+              <w:rPr>
+                <w:lang w:val="zh_TW" w:bidi="zh_TW"/>
+              </w:rPr>
+              <w:t>51年秋</w:t>
+            </w:r>
+          </w:p>
+        </w:tc>
+        <w:tc>
+          <w:tcPr>
+            <w:tcW w:type="dxa" w:w="3120"/>
+          </w:tcPr>
+          <w:p>
+            <w:pPr/>
+            <w:r>
+              <w:rPr>
+                <w:lang w:val="zh_TW" w:bidi="zh_TW"/>
+              </w:rPr>
+            </w:r>
+            <w:r>
+              <w:rPr>
+                <w:lang w:val="zh_TW" w:bidi="zh_TW"/>
+              </w:rPr>
+              <w:t>保羅離開哥林多（</w:t>
+            </w:r>
+            <w:r>
+              <w:rPr>
+                <w:lang w:val="zh_TW" w:bidi="zh_TW"/>
+              </w:rPr>
+              <w:t>使徒行傳18:18</w:t>
+            </w:r>
+            <w:r>
+              <w:rPr>
+                <w:lang w:val="zh_TW" w:bidi="zh_TW"/>
+              </w:rPr>
+              <w:t>）</w:t>
+            </w:r>
+          </w:p>
+        </w:tc>
+        <w:tc>
+          <w:tcPr>
+            <w:tcW w:type="dxa" w:w="3120"/>
+          </w:tcPr>
+          <w:p>
+            <w:pPr/>
+            <w:r>
+              <w:rPr>
+                <w:lang w:val="zh_TW" w:bidi="zh_TW"/>
+              </w:rPr>
+            </w:r>
+            <w:r>
+              <w:rPr>
+                <w:lang w:val="zh_TW" w:bidi="zh_TW"/>
+              </w:rPr>
+              <w:t>51年秋</w:t>
+            </w:r>
+          </w:p>
+        </w:tc>
+      </w:tr>
+    </w:tbl>
     <w:p>
       <w:pPr>
         <w:pStyle w:val="Heading3"/>
@@ -23275,7 +25152,7 @@
         <w:rPr>
           <w:lang w:val="zh_TW" w:bidi="zh_TW"/>
         </w:rPr>
-        <w:t>除了正統的猶太傳統之外，歷史上也有人試圖將這些書卷分為21卷，例如將路得記與士師記合併，將耶利米哀歌與耶利米書合併。約瑟夫（Josephus）在公元一世紀首次提出這樣的分法，他是受到希臘文舊約（七十士譯本，Septuagint）的影響。俄利根（Origen）在公元三世紀早期觀察到這種編排方式與希伯來字母數目相符；亞他那修（Athanasius）在公元四世紀以及其他人（包括耶柔米〔Jerome〕）也有類似的見解。他們得出了這樣的結論：希伯來聖經中的書卷數目是為了與希伯來字母數目相符，且具有神聖的意義！</w:t>
+        <w:t>除了正統的猶太傳統之外，歷史上也有人試圖將這些書卷分為22卷，例如將路得記與士師記合併，將耶利米哀歌與耶利米書合併。約瑟夫（Josephus）在公元一世紀首次提出這樣的分法，他是受到希臘文舊約（七十士譯本，Septuagint）的影響。俄利根（Origen）在公元三世紀早期觀察到這種編排方式與希伯來字母數目相符；亞他那修（Athanasius）在公元四世紀以及其他人（包括耶柔米〔Jerome〕）也有類似的見解。他們得出了這樣的結論：希伯來聖經中的書卷數目是為了與希伯來字母數目相符，且具有神聖的意義！</w:t>
       </w:r>
       <w:r>
         <w:rPr>
